--- a/portal/pt/files/KORbuild - Guia do apresentador.docx
+++ b/portal/pt/files/KORbuild - Guia do apresentador.docx
@@ -361,6 +361,56 @@
                 <w:sz w:val="18"/>
               </w:rPr>
               <w:t>Administrador do escritório</w:t>
+            </w:r>
+          </w:p>
+        </w:tc>
+      </w:tr>
+      <w:tr>
+        <w:tc>
+          <w:tcPr>
+            <w:tcW w:type="dxa" w:w="3249"/>
+          </w:tcPr>
+          <w:p>
+            <w:r/>
+            <w:r>
+              <w:rPr>
+                <w:b/>
+                <w:i w:val="0"/>
+                <w:sz w:val="18"/>
+              </w:rPr>
+              <w:t>Concorrências</w:t>
+            </w:r>
+          </w:p>
+        </w:tc>
+        <w:tc>
+          <w:tcPr>
+            <w:tcW w:type="dxa" w:w="3249"/>
+          </w:tcPr>
+          <w:p>
+            <w:r/>
+            <w:r>
+              <w:rPr>
+                <w:b w:val="0"/>
+                <w:i w:val="0"/>
+                <w:sz w:val="18"/>
+              </w:rPr>
+              <w:t>Convites para cotar entre empresas: pacote, comparação, fechamento, um canal que vira a conversa da obra, quarteirização.</w:t>
+            </w:r>
+          </w:p>
+        </w:tc>
+        <w:tc>
+          <w:tcPr>
+            <w:tcW w:type="dxa" w:w="3249"/>
+          </w:tcPr>
+          <w:p>
+            <w:r/>
+            <w:r>
+              <w:rPr>
+                <w:b w:val="0"/>
+                <w:i w:val="0"/>
+                <w:sz w:val="18"/>
+              </w:rPr>
+              <w:t>O escritório da contratante; as prestadoras (Measure ou link)</w:t>
             </w:r>
           </w:p>
         </w:tc>
@@ -4481,7 +4531,576 @@
           <w:b w:val="0"/>
           <w:i w:val="0"/>
         </w:rPr>
-        <w:t>Ato 9 — Mais para mostrar (opcional)</w:t>
+        <w:t>Ato 9 — Concorrências: do convite à obra ligada (6 min)</w:t>
+      </w:r>
+    </w:p>
+    <w:p>
+      <w:pPr>
+        <w:pStyle w:val="ListNumber"/>
+        <w:numPr>
+          <w:ilvl w:val="0"/>
+          <w:numId w:val="20"/>
+        </w:numPr>
+      </w:pPr>
+      <w:r>
+        <w:rPr>
+          <w:b w:val="0"/>
+          <w:i w:val="0"/>
+        </w:rPr>
+        <w:t xml:space="preserve">Entre como </w:t>
+      </w:r>
+      <w:r>
+        <w:rPr>
+          <w:b/>
+          <w:i w:val="0"/>
+        </w:rPr>
+        <w:t>Ana Ribeiro</w:t>
+      </w:r>
+      <w:r>
+        <w:rPr>
+          <w:b w:val="0"/>
+          <w:i w:val="0"/>
+        </w:rPr>
+        <w:t xml:space="preserve"> e abra </w:t>
+      </w:r>
+      <w:r>
+        <w:rPr>
+          <w:b/>
+          <w:i w:val="0"/>
+        </w:rPr>
+        <w:t>Daily › Concorrências</w:t>
+      </w:r>
+      <w:r>
+        <w:rPr>
+          <w:b w:val="0"/>
+          <w:i w:val="0"/>
+        </w:rPr>
+        <w:t xml:space="preserve">: </w:t>
+      </w:r>
+      <w:r>
+        <w:rPr>
+          <w:b w:val="0"/>
+          <w:i/>
+        </w:rPr>
+        <w:t>Framing e drywall</w:t>
+      </w:r>
+      <w:r>
+        <w:rPr>
+          <w:b w:val="0"/>
+          <w:i w:val="0"/>
+        </w:rPr>
+        <w:t xml:space="preserve"> no </w:t>
+      </w:r>
+      <w:r>
+        <w:rPr>
+          <w:b/>
+          <w:i w:val="0"/>
+        </w:rPr>
+        <w:t>Edifício Atlântico</w:t>
+      </w:r>
+      <w:r>
+        <w:rPr>
+          <w:b w:val="0"/>
+          <w:i w:val="0"/>
+        </w:rPr>
+        <w:t>, aberta, com prazo em 5 dias.</w:t>
+      </w:r>
+    </w:p>
+    <w:p>
+      <w:pPr>
+        <w:pStyle w:val="ListNumber"/>
+        <w:numPr>
+          <w:ilvl w:val="0"/>
+          <w:numId w:val="20"/>
+        </w:numPr>
+      </w:pPr>
+      <w:r>
+        <w:rPr>
+          <w:b w:val="0"/>
+          <w:i w:val="0"/>
+        </w:rPr>
+        <w:t xml:space="preserve">Abra a concorrência. </w:t>
+      </w:r>
+      <w:r>
+        <w:rPr>
+          <w:b/>
+          <w:i w:val="0"/>
+        </w:rPr>
+        <w:t>Convidados</w:t>
+      </w:r>
+      <w:r>
+        <w:rPr>
+          <w:b w:val="0"/>
+          <w:i w:val="0"/>
+        </w:rPr>
+        <w:t>: a Northfield (com KORbuild) e a Bayside (pelo link) mandaram proposta; a Pine Ridge não vai participar, com o motivo.</w:t>
+      </w:r>
+    </w:p>
+    <w:p>
+      <w:pPr>
+        <w:pStyle w:val="ListNumber"/>
+        <w:numPr>
+          <w:ilvl w:val="0"/>
+          <w:numId w:val="20"/>
+        </w:numPr>
+      </w:pPr>
+      <w:r>
+        <w:rPr>
+          <w:b/>
+          <w:i w:val="0"/>
+        </w:rPr>
+        <w:t>Perguntas</w:t>
+      </w:r>
+      <w:r>
+        <w:rPr>
+          <w:b w:val="0"/>
+          <w:i w:val="0"/>
+        </w:rPr>
+        <w:t xml:space="preserve">: a Bayside perguntou sobre os andaimes e a Ana respondeu </w:t>
+      </w:r>
+      <w:r>
+        <w:rPr>
+          <w:b/>
+          <w:i w:val="0"/>
+        </w:rPr>
+        <w:t>para todas</w:t>
+      </w:r>
+      <w:r>
+        <w:rPr>
+          <w:b w:val="0"/>
+          <w:i w:val="0"/>
+        </w:rPr>
+        <w:t xml:space="preserve"> — a Northfield vê a pergunta sem saber quem perguntou. A pergunta da própria Northfield foi respondida só para ela.</w:t>
+      </w:r>
+    </w:p>
+    <w:p>
+      <w:pPr>
+        <w:pStyle w:val="ListNumber"/>
+        <w:numPr>
+          <w:ilvl w:val="0"/>
+          <w:numId w:val="20"/>
+        </w:numPr>
+      </w:pPr>
+      <w:r>
+        <w:rPr>
+          <w:b/>
+          <w:i w:val="0"/>
+        </w:rPr>
+        <w:t>Comparar</w:t>
+      </w:r>
+      <w:r>
+        <w:rPr>
+          <w:b w:val="0"/>
+          <w:i w:val="0"/>
+        </w:rPr>
+        <w:t xml:space="preserve">: uma linha por etapa ao lado do orçamento, o menor valor em verde, o framing da Bayside </w:t>
+      </w:r>
+      <w:r>
+        <w:rPr>
+          <w:b w:val="0"/>
+          <w:i/>
+        </w:rPr>
+        <w:t>não cotada</w:t>
+      </w:r>
+      <w:r>
+        <w:rPr>
+          <w:b w:val="0"/>
+          <w:i w:val="0"/>
+        </w:rPr>
+        <w:t xml:space="preserve"> (nunca zero) e o ⚠ nos andaimes: a Bayside excluiu algo que está no escopo. Clique em </w:t>
+      </w:r>
+      <w:r>
+        <w:rPr>
+          <w:b/>
+          <w:i w:val="0"/>
+        </w:rPr>
+        <w:t>Fechar com esta</w:t>
+      </w:r>
+      <w:r>
+        <w:rPr>
+          <w:b w:val="0"/>
+          <w:i w:val="0"/>
+        </w:rPr>
+        <w:t xml:space="preserve"> na Northfield para mostrar os avisos e cancele.</w:t>
+      </w:r>
+    </w:p>
+    <w:p>
+      <w:pPr>
+        <w:jc w:val="center"/>
+      </w:pPr>
+      <w:r>
+        <w:drawing>
+          <wp:inline xmlns:a="http://schemas.openxmlformats.org/drawingml/2006/main" xmlns:pic="http://schemas.openxmlformats.org/drawingml/2006/picture">
+            <wp:extent cx="5760000" cy="3600000"/>
+            <wp:docPr id="15" name="Picture 15"/>
+            <wp:cNvGraphicFramePr>
+              <a:graphicFrameLocks noChangeAspect="1"/>
+            </wp:cNvGraphicFramePr>
+            <a:graphic>
+              <a:graphicData uri="http://schemas.openxmlformats.org/drawingml/2006/picture">
+                <pic:pic>
+                  <pic:nvPicPr>
+                    <pic:cNvPr id="0" name="bids-leveling.png"/>
+                    <pic:cNvPicPr/>
+                  </pic:nvPicPr>
+                  <pic:blipFill>
+                    <a:blip r:embed="rId23"/>
+                    <a:stretch>
+                      <a:fillRect/>
+                    </a:stretch>
+                  </pic:blipFill>
+                  <pic:spPr>
+                    <a:xfrm>
+                      <a:off x="0" y="0"/>
+                      <a:ext cx="5760000" cy="3600000"/>
+                    </a:xfrm>
+                    <a:prstGeom prst="rect"/>
+                  </pic:spPr>
+                </pic:pic>
+              </a:graphicData>
+            </a:graphic>
+          </wp:inline>
+        </w:drawing>
+      </w:r>
+    </w:p>
+    <w:p>
+      <w:pPr>
+        <w:jc w:val="center"/>
+      </w:pPr>
+      <w:r>
+        <w:rPr>
+          <w:b w:val="0"/>
+          <w:i/>
+        </w:rPr>
+        <w:t>Comparando as propostas</w:t>
+      </w:r>
+    </w:p>
+    <w:p>
+      <w:pPr>
+        <w:pStyle w:val="ListNumber"/>
+        <w:numPr>
+          <w:ilvl w:val="0"/>
+          <w:numId w:val="20"/>
+        </w:numPr>
+      </w:pPr>
+      <w:r>
+        <w:rPr>
+          <w:b w:val="0"/>
+          <w:i w:val="0"/>
+        </w:rPr>
+        <w:t xml:space="preserve">Entre como </w:t>
+      </w:r>
+      <w:r>
+        <w:rPr>
+          <w:b/>
+          <w:i w:val="0"/>
+        </w:rPr>
+        <w:t>Tom Reilly</w:t>
+      </w:r>
+      <w:r>
+        <w:rPr>
+          <w:b w:val="0"/>
+          <w:i w:val="0"/>
+        </w:rPr>
+        <w:t xml:space="preserve"> e abra </w:t>
+      </w:r>
+      <w:r>
+        <w:rPr>
+          <w:b/>
+          <w:i w:val="0"/>
+        </w:rPr>
+        <w:t>Measure › Convites</w:t>
+      </w:r>
+      <w:r>
+        <w:rPr>
+          <w:b w:val="0"/>
+          <w:i w:val="0"/>
+        </w:rPr>
+        <w:t xml:space="preserve"> › </w:t>
+      </w:r>
+      <w:r>
+        <w:rPr>
+          <w:b w:val="0"/>
+          <w:i/>
+        </w:rPr>
+        <w:t>Framing e drywall</w:t>
+      </w:r>
+      <w:r>
+        <w:rPr>
+          <w:b w:val="0"/>
+          <w:i w:val="0"/>
+        </w:rPr>
+        <w:t xml:space="preserve">: o mesmo pacote, nada das outras convidadas. </w:t>
+      </w:r>
+      <w:r>
+        <w:rPr>
+          <w:b/>
+          <w:i w:val="0"/>
+        </w:rPr>
+        <w:t>Criar o projeto no Measure</w:t>
+      </w:r>
+      <w:r>
+        <w:rPr>
+          <w:b w:val="0"/>
+          <w:i w:val="0"/>
+        </w:rPr>
+        <w:t>: o projeto já vem com o cliente, o endereço e o prazo.</w:t>
+      </w:r>
+    </w:p>
+    <w:p>
+      <w:pPr>
+        <w:pStyle w:val="ListNumber"/>
+        <w:numPr>
+          <w:ilvl w:val="0"/>
+          <w:numId w:val="20"/>
+        </w:numPr>
+      </w:pPr>
+      <w:r>
+        <w:rPr>
+          <w:b w:val="0"/>
+          <w:i w:val="0"/>
+        </w:rPr>
+        <w:t xml:space="preserve">Abra </w:t>
+      </w:r>
+      <w:r>
+        <w:rPr>
+          <w:b/>
+          <w:i w:val="0"/>
+        </w:rPr>
+        <w:t>Daily › Concorrências</w:t>
+      </w:r>
+      <w:r>
+        <w:rPr>
+          <w:b w:val="0"/>
+          <w:i w:val="0"/>
+        </w:rPr>
+        <w:t xml:space="preserve"> › </w:t>
+      </w:r>
+      <w:r>
+        <w:rPr>
+          <w:b w:val="0"/>
+          <w:i/>
+        </w:rPr>
+        <w:t>Drywall das casas</w:t>
+      </w:r>
+      <w:r>
+        <w:rPr>
+          <w:b w:val="0"/>
+          <w:i w:val="0"/>
+        </w:rPr>
+        <w:t xml:space="preserve">: a Northfield </w:t>
+      </w:r>
+      <w:r>
+        <w:rPr>
+          <w:b/>
+          <w:i w:val="0"/>
+        </w:rPr>
+        <w:t>quarteiriza</w:t>
+      </w:r>
+      <w:r>
+        <w:rPr>
+          <w:b w:val="0"/>
+          <w:i w:val="0"/>
+        </w:rPr>
+        <w:t xml:space="preserve"> parte do serviço no Jardim para a Bay State, que não tem conta.</w:t>
+      </w:r>
+    </w:p>
+    <w:p>
+      <w:pPr>
+        <w:pStyle w:val="ListNumber"/>
+        <w:numPr>
+          <w:ilvl w:val="0"/>
+          <w:numId w:val="20"/>
+        </w:numPr>
+      </w:pPr>
+      <w:r>
+        <w:rPr>
+          <w:b w:val="0"/>
+          <w:i w:val="0"/>
+        </w:rPr>
+        <w:t xml:space="preserve">Copie o link em </w:t>
+      </w:r>
+      <w:r>
+        <w:rPr>
+          <w:b/>
+          <w:i w:val="0"/>
+        </w:rPr>
+        <w:t>Convidados</w:t>
+      </w:r>
+      <w:r>
+        <w:rPr>
+          <w:b w:val="0"/>
+          <w:i w:val="0"/>
+        </w:rPr>
+        <w:t xml:space="preserve"> e abra numa janela anônima: a Bay State vê o convite sem login e manda a proposta com o PDF.</w:t>
+      </w:r>
+    </w:p>
+    <w:p>
+      <w:pPr>
+        <w:jc w:val="center"/>
+      </w:pPr>
+      <w:r>
+        <w:drawing>
+          <wp:inline xmlns:a="http://schemas.openxmlformats.org/drawingml/2006/main" xmlns:pic="http://schemas.openxmlformats.org/drawingml/2006/picture">
+            <wp:extent cx="5760000" cy="3600000"/>
+            <wp:docPr id="16" name="Picture 16"/>
+            <wp:cNvGraphicFramePr>
+              <a:graphicFrameLocks noChangeAspect="1"/>
+            </wp:cNvGraphicFramePr>
+            <a:graphic>
+              <a:graphicData uri="http://schemas.openxmlformats.org/drawingml/2006/picture">
+                <pic:pic>
+                  <pic:nvPicPr>
+                    <pic:cNvPr id="0" name="bids-link.png"/>
+                    <pic:cNvPicPr/>
+                  </pic:nvPicPr>
+                  <pic:blipFill>
+                    <a:blip r:embed="rId24"/>
+                    <a:stretch>
+                      <a:fillRect/>
+                    </a:stretch>
+                  </pic:blipFill>
+                  <pic:spPr>
+                    <a:xfrm>
+                      <a:off x="0" y="0"/>
+                      <a:ext cx="5760000" cy="3600000"/>
+                    </a:xfrm>
+                    <a:prstGeom prst="rect"/>
+                  </pic:spPr>
+                </pic:pic>
+              </a:graphicData>
+            </a:graphic>
+          </wp:inline>
+        </w:drawing>
+      </w:r>
+    </w:p>
+    <w:p>
+      <w:pPr>
+        <w:jc w:val="center"/>
+      </w:pPr>
+      <w:r>
+        <w:rPr>
+          <w:b w:val="0"/>
+          <w:i/>
+        </w:rPr>
+        <w:t>A página do link</w:t>
+      </w:r>
+    </w:p>
+    <w:p>
+      <w:pPr>
+        <w:pStyle w:val="ListNumber"/>
+        <w:numPr>
+          <w:ilvl w:val="0"/>
+          <w:numId w:val="20"/>
+        </w:numPr>
+      </w:pPr>
+      <w:r>
+        <w:rPr>
+          <w:b w:val="0"/>
+          <w:i w:val="0"/>
+        </w:rPr>
+        <w:t xml:space="preserve">De volta como </w:t>
+      </w:r>
+      <w:r>
+        <w:rPr>
+          <w:b/>
+          <w:i w:val="0"/>
+        </w:rPr>
+        <w:t>Ana</w:t>
+      </w:r>
+      <w:r>
+        <w:rPr>
+          <w:b w:val="0"/>
+          <w:i w:val="0"/>
+        </w:rPr>
+        <w:t xml:space="preserve">, abra a concorrência do </w:t>
+      </w:r>
+      <w:r>
+        <w:rPr>
+          <w:b/>
+          <w:i w:val="0"/>
+        </w:rPr>
+        <w:t>Jardim</w:t>
+      </w:r>
+      <w:r>
+        <w:rPr>
+          <w:b w:val="0"/>
+          <w:i w:val="0"/>
+        </w:rPr>
+        <w:t xml:space="preserve"> (fechada com a Northfield) e a página da obra: o </w:t>
+      </w:r>
+      <w:r>
+        <w:rPr>
+          <w:b/>
+          <w:i w:val="0"/>
+        </w:rPr>
+        <w:t>canal</w:t>
+      </w:r>
+      <w:r>
+        <w:rPr>
+          <w:b w:val="0"/>
+          <w:i w:val="0"/>
+        </w:rPr>
+        <w:t xml:space="preserve"> com a Northfield agora é a conversa da obra.</w:t>
+      </w:r>
+    </w:p>
+    <w:p>
+      <w:pPr>
+        <w:shd w:val="clear" w:color="auto" w:fill="EEF1F5"/>
+      </w:pPr>
+      <w:r>
+        <w:rPr>
+          <w:b/>
+          <w:i w:val="0"/>
+        </w:rPr>
+        <w:t>O que dizer</w:t>
+      </w:r>
+    </w:p>
+    <w:p>
+      <w:pPr>
+        <w:shd w:val="clear" w:color="auto" w:fill="EEF1F5"/>
+      </w:pPr>
+      <w:r>
+        <w:rPr>
+          <w:b w:val="0"/>
+          <w:i w:val="0"/>
+        </w:rPr>
+        <w:t>"A concorrência é onde a relação começa. Cada prestadora só vê o próprio convite e os próprios números; você compara por etapa e vê o que cada uma deixou de fora. Ao fechar, a obra da prestadora nasce ligada à sua — diário, equipe e cronograma passam a correr no primeiro dia. E a prestadora que não está no KORbuild cota por um link, sem conta."</w:t>
+      </w:r>
+    </w:p>
+    <w:p>
+      <w:r>
+        <w:rPr>
+          <w:b w:val="0"/>
+          <w:i w:val="0"/>
+        </w:rPr>
+        <w:t xml:space="preserve">Detalhes: </w:t>
+      </w:r>
+      <w:r>
+        <w:rPr>
+          <w:b w:val="0"/>
+          <w:i w:val="0"/>
+        </w:rPr>
+        <w:t>manual das Concorrências</w:t>
+      </w:r>
+      <w:r>
+        <w:rPr>
+          <w:b w:val="0"/>
+          <w:i w:val="0"/>
+        </w:rPr>
+        <w:t>.</w:t>
+      </w:r>
+    </w:p>
+    <w:p>
+      <w:pPr>
+        <w:pStyle w:val="Heading2"/>
+      </w:pPr>
+      <w:r>
+        <w:rPr>
+          <w:b w:val="0"/>
+          <w:i w:val="0"/>
+        </w:rPr>
+        <w:t>Ato 10 — Mais para mostrar (opcional)</w:t>
       </w:r>
     </w:p>
     <w:p>
@@ -4683,6 +5302,74 @@
                 <w:sz w:val="18"/>
               </w:rPr>
               <w:t>Resposta</w:t>
+            </w:r>
+          </w:p>
+        </w:tc>
+      </w:tr>
+      <w:tr>
+        <w:tc>
+          <w:tcPr>
+            <w:tcW w:type="dxa" w:w="4873"/>
+          </w:tcPr>
+          <w:p>
+            <w:r/>
+            <w:r>
+              <w:rPr>
+                <w:b w:val="0"/>
+                <w:i w:val="0"/>
+                <w:sz w:val="18"/>
+              </w:rPr>
+              <w:t>A prestadora vê as outras propostas?</w:t>
+            </w:r>
+          </w:p>
+        </w:tc>
+        <w:tc>
+          <w:tcPr>
+            <w:tcW w:type="dxa" w:w="4873"/>
+          </w:tcPr>
+          <w:p>
+            <w:r/>
+            <w:r>
+              <w:rPr>
+                <w:b w:val="0"/>
+                <w:i w:val="0"/>
+                <w:sz w:val="18"/>
+              </w:rPr>
+              <w:t>Não. Cada convidada vê só o próprio convite e as próprias propostas — nunca quem mais foi convidado nem os valores. Quem perde é avisado de que não foi escolhido, sem o valor da vencedora.</w:t>
+            </w:r>
+          </w:p>
+        </w:tc>
+      </w:tr>
+      <w:tr>
+        <w:tc>
+          <w:tcPr>
+            <w:tcW w:type="dxa" w:w="4873"/>
+          </w:tcPr>
+          <w:p>
+            <w:r/>
+            <w:r>
+              <w:rPr>
+                <w:b w:val="0"/>
+                <w:i w:val="0"/>
+                <w:sz w:val="18"/>
+              </w:rPr>
+              <w:t>Uma prestadora pode contratar outra?</w:t>
+            </w:r>
+          </w:p>
+        </w:tc>
+        <w:tc>
+          <w:tcPr>
+            <w:tcW w:type="dxa" w:w="4873"/>
+          </w:tcPr>
+          <w:p>
+            <w:r/>
+            <w:r>
+              <w:rPr>
+                <w:b w:val="0"/>
+                <w:i w:val="0"/>
+                <w:sz w:val="18"/>
+              </w:rPr>
+              <w:t>Pode. Ela faz a concorrência do mesmo jeito (enquanto orça ou depois de ganhar). Quem a contratou pode exigir aprovação; a construtora vê a cadeia inteira na obra, sem valores.</w:t>
             </w:r>
           </w:p>
         </w:tc>
@@ -5372,6 +6059,12 @@
       <w:startOverride w:val="1"/>
     </w:lvlOverride>
   </w:num>
+  <w:num w:numId="20">
+    <w:abstractNumId w:val="7"/>
+    <w:lvlOverride w:ilvl="0">
+      <w:startOverride w:val="1"/>
+    </w:lvlOverride>
+  </w:num>
 </w:numbering>
 </file>
 
